--- a/CV.docx
+++ b/CV.docx
@@ -679,12 +679,33 @@
             <w:pPr>
               <w:spacing w:after="0" w:line="259" w:lineRule="auto"/>
               <w:ind w:left="0" w:right="0" w:firstLine="0"/>
+              <w:rPr>
+                <w:b/>
+              </w:rPr>
             </w:pPr>
             <w:r>
               <w:rPr>
                 <w:b/>
               </w:rPr>
-              <w:t xml:space="preserve"> Passing Year-2025 </w:t>
+              <w:t xml:space="preserve"> </w:t>
+            </w:r>
+          </w:p>
+          <w:p>
+            <w:pPr>
+              <w:spacing w:before="120" w:after="0" w:line="259" w:lineRule="auto"/>
+              <w:ind w:left="0" w:right="0" w:firstLine="0"/>
+            </w:pPr>
+            <w:r>
+              <w:rPr>
+                <w:b/>
+              </w:rPr>
+              <w:t xml:space="preserve"> </w:t>
+            </w:r>
+            <w:r>
+              <w:rPr>
+                <w:b/>
+              </w:rPr>
+              <w:t xml:space="preserve">Passing Year-2025 </w:t>
             </w:r>
           </w:p>
         </w:tc>
@@ -819,7 +840,14 @@
           <w:b w:val="0"/>
           <w:color w:val="000000"/>
         </w:rPr>
-        <w:t xml:space="preserve">                                                                    </w:t>
+        <w:t xml:space="preserve">                                                                  </w:t>
+      </w:r>
+      <w:r>
+        <w:rPr>
+          <w:b w:val="0"/>
+          <w:color w:val="000000"/>
+        </w:rPr>
+        <w:t xml:space="preserve">  </w:t>
       </w:r>
       <w:r>
         <w:rPr>
